--- a/workspaces/instructivos/PCC4.docx
+++ b/workspaces/instructivos/PCC4.docx
@@ -15,26 +15,20 @@
         <w:t xml:space="preserve">PROTEG-RT MUTUALIDAD</w:t>
       </w:r>
     </w:p>
-    <w:p>
-      <w:pPr/>
-    </w:p>
     <w:tbl>
       <w:tblPr>
-        <w:tblW w:w="5000" w:type="pct"/>
-        <w:tblBorders>
-          <w:tblBorders/>
-          <w:tblBorders/>
-          <w:tblBorders/>
-          <w:tblBorders/>
-          <w:tblBorders/>
-          <w:tblBorders/>
-        </w:tblBorders>
+        <w:tblW w:type="pct" w:w="5000"/>
       </w:tblPr>
+      <w:tblBorders>
+        <w:top w:val="single" w:sz="4" w:space="0" w:color="auto"/>
+        <w:left w:val="single" w:sz="4" w:space="0" w:color="auto"/>
+        <w:bottom w:val="single" w:sz="4" w:space="0" w:color="auto"/>
+        <w:right w:val="single" w:sz="4" w:space="0" w:color="auto"/>
+        <w:insideH w:val="single" w:sz="4" w:space="0" w:color="auto"/>
+        <w:insideV w:val="single" w:sz="4" w:space="0" w:color="auto"/>
+      </w:tblBorders>
       <w:tr>
         <w:tc>
-          <w:tcPr>
-            <w:tcW w:w="1600"/>
-          </w:tcPr>
           <w:p>
             <w:pPr>
               <w:jc w:val="center"/>
@@ -48,9 +42,6 @@
           </w:p>
         </w:tc>
         <w:tc>
-          <w:tcPr>
-            <w:tcW w:w="1600"/>
-          </w:tcPr>
           <w:p>
             <w:pPr>
               <w:jc w:val="center"/>
@@ -64,9 +55,6 @@
           </w:p>
         </w:tc>
         <w:tc>
-          <w:tcPr>
-            <w:tcW w:w="1600"/>
-          </w:tcPr>
           <w:p>
             <w:pPr>
               <w:jc w:val="center"/>
@@ -82,9 +70,6 @@
       </w:tr>
       <w:tr>
         <w:tc>
-          <w:tcPr>
-            <w:tcW w:w="1600"/>
-          </w:tcPr>
           <w:p>
             <w:pPr>
               <w:jc w:val="center"/>
@@ -92,9 +77,6 @@
           </w:p>
         </w:tc>
         <w:tc>
-          <w:tcPr>
-            <w:tcW w:w="1600"/>
-          </w:tcPr>
           <w:p>
             <w:pPr>
               <w:jc w:val="center"/>
@@ -108,9 +90,6 @@
           </w:p>
         </w:tc>
         <w:tc>
-          <w:tcPr>
-            <w:tcW w:w="1600"/>
-          </w:tcPr>
           <w:p>
             <w:pPr>
               <w:jc w:val="center"/>
@@ -127,6 +106,10 @@
     </w:tbl>
     <w:p>
       <w:pPr/>
+      <w:r>
+        <w:rPr/>
+        <w:t xml:space="preserve"/>
+      </w:r>
     </w:p>
     <w:p>
       <w:pPr>
@@ -143,6 +126,17 @@
     </w:p>
     <w:p>
       <w:pPr/>
+      <w:r>
+        <w:rPr/>
+        <w:t xml:space="preserve"/>
+      </w:r>
+    </w:p>
+    <w:p>
+      <w:pPr/>
+      <w:r>
+        <w:rPr/>
+        <w:t xml:space="preserve"/>
+      </w:r>
     </w:p>
     <w:p>
       <w:pPr/>
@@ -162,6 +156,10 @@
     </w:p>
     <w:p>
       <w:pPr/>
+      <w:r>
+        <w:rPr/>
+        <w:t xml:space="preserve"/>
+      </w:r>
     </w:p>
     <w:p>
       <w:pPr/>
@@ -181,6 +179,10 @@
     </w:p>
     <w:p>
       <w:pPr/>
+      <w:r>
+        <w:rPr/>
+        <w:t xml:space="preserve"/>
+      </w:r>
     </w:p>
     <w:p>
       <w:pPr/>
@@ -217,6 +219,10 @@
     </w:p>
     <w:p>
       <w:pPr/>
+      <w:r>
+        <w:rPr/>
+        <w:t xml:space="preserve"/>
+      </w:r>
     </w:p>
     <w:p>
       <w:pPr/>
@@ -269,6 +275,10 @@
     </w:p>
     <w:p>
       <w:pPr/>
+      <w:r>
+        <w:rPr/>
+        <w:t xml:space="preserve"/>
+      </w:r>
     </w:p>
     <w:p>
       <w:pPr/>
@@ -276,16 +286,14 @@
         <w:rPr>
           <w:b/>
         </w:rPr>
-        <w:t xml:space="preserve">5.- DESARROLLO</w:t>
-      </w:r>
-    </w:p>
-    <w:p>
-      <w:pPr/>
-      <w:r>
-        <w:rPr>
-          <w:b/>
-        </w:rPr>
-        <w:t xml:space="preserve">5. Procedimiento</w:t>
+        <w:t xml:space="preserve">5. DESARROLLO DEL PROCEDIMIENTO</w:t>
+      </w:r>
+    </w:p>
+    <w:p>
+      <w:pPr/>
+      <w:r>
+        <w:rPr/>
+        <w:t xml:space="preserve"/>
       </w:r>
     </w:p>
     <w:p>
@@ -313,6 +321,10 @@
     </w:p>
     <w:p>
       <w:pPr/>
+      <w:r>
+        <w:rPr/>
+        <w:t xml:space="preserve"/>
+      </w:r>
     </w:p>
     <w:p>
       <w:pPr/>
@@ -342,7 +354,7 @@
         <w:ind w:left="720" w:hanging="360"/>
       </w:pPr>
       <w:r>
-        <w:t xml:space="preserve">• Zapopan → Acordeón negro</w:t>
+        <w:t xml:space="preserve">   - Zapopan → Acordeón negro</w:t>
       </w:r>
     </w:p>
     <w:p>
@@ -350,7 +362,7 @@
         <w:ind w:left="720" w:hanging="360"/>
       </w:pPr>
       <w:r>
-        <w:t xml:space="preserve">• Guadalajara → Acordeón azul</w:t>
+        <w:t xml:space="preserve">   - Guadalajara → Acordeón azul</w:t>
       </w:r>
     </w:p>
     <w:p>
@@ -358,7 +370,7 @@
         <w:ind w:left="720" w:hanging="360"/>
       </w:pPr>
       <w:r>
-        <w:t xml:space="preserve">• Tonalá → Acordeón gris</w:t>
+        <w:t xml:space="preserve">   - Tonalá → Acordeón gris</w:t>
       </w:r>
     </w:p>
     <w:p>
@@ -366,11 +378,15 @@
         <w:ind w:left="720" w:hanging="360"/>
       </w:pPr>
       <w:r>
-        <w:t xml:space="preserve">• Tlaquepaque, Tlajomulco, El Salto → Acordeón negro transparente</w:t>
-      </w:r>
-    </w:p>
-    <w:p>
-      <w:pPr/>
+        <w:t xml:space="preserve">   - Tlaquepaque, Tlajomulco, El Salto → Acordeón negro transparente</w:t>
+      </w:r>
+    </w:p>
+    <w:p>
+      <w:pPr/>
+      <w:r>
+        <w:rPr/>
+        <w:t xml:space="preserve"/>
+      </w:r>
     </w:p>
     <w:p>
       <w:pPr/>
@@ -420,11 +436,15 @@
       <w:pPr/>
       <w:r>
         <w:rPr/>
-        <w:t xml:space="preserve">Si la póliza ya tiene el pago inicial aplicado, colocar un post-it en la porta póliza con: folio, número de vendedor, fecha de pago inicial y la leyenda "Entrega" (solo se entregó la póliza, sin tarjeta).</w:t>
-      </w:r>
-    </w:p>
-    <w:p>
-      <w:pPr/>
+        <w:t xml:space="preserve">Si la póliza ya tiene el pago inicial aplicado, colocar un post-it en la porta póliza con: folio, número de vendedor, fecha de pago inicial y la leyenda "Entrega" (solo se entregará la póliza, sin tarjeta).</w:t>
+      </w:r>
+    </w:p>
+    <w:p>
+      <w:pPr/>
+      <w:r>
+        <w:rPr/>
+        <w:t xml:space="preserve"/>
+      </w:r>
     </w:p>
     <w:p>
       <w:pPr/>
@@ -447,7 +467,7 @@
         <w:ind w:left="720" w:hanging="360"/>
       </w:pPr>
       <w:r>
-        <w:t xml:space="preserve">• Edgar → Tonalá</w:t>
+        <w:t xml:space="preserve">   - Edgar → Tonalá</w:t>
       </w:r>
     </w:p>
     <w:p>
@@ -455,7 +475,7 @@
         <w:ind w:left="720" w:hanging="360"/>
       </w:pPr>
       <w:r>
-        <w:t xml:space="preserve">• Jorge → Tlajomulco, Tlaquepaque, El Salto</w:t>
+        <w:t xml:space="preserve">   - Jorge → Tlajomulco, Tlaquepaque, El Salto</w:t>
       </w:r>
     </w:p>
     <w:p>
@@ -463,7 +483,7 @@
         <w:ind w:left="720" w:hanging="360"/>
       </w:pPr>
       <w:r>
-        <w:t xml:space="preserve">• Francisco → Guadalajara</w:t>
+        <w:t xml:space="preserve">   - Francisco → Guadalajara</w:t>
       </w:r>
     </w:p>
     <w:p>
@@ -471,7 +491,14 @@
         <w:ind w:left="720" w:hanging="360"/>
       </w:pPr>
       <w:r>
-        <w:t xml:space="preserve">• Eduardo → Zapopan</w:t>
+        <w:t xml:space="preserve">   - Eduardo → Zapopan</w:t>
+      </w:r>
+    </w:p>
+    <w:p>
+      <w:pPr/>
+      <w:r>
+        <w:rPr/>
+        <w:t xml:space="preserve"/>
       </w:r>
     </w:p>
     <w:p>
@@ -482,51 +509,64 @@
       </w:r>
     </w:p>
     <w:p>
-      <w:pPr>
-        <w:ind w:left="720" w:hanging="360"/>
-      </w:pPr>
-      <w:r>
-        <w:t xml:space="preserve">• Ingresar al módulo Cobranza → Dashboard.</w:t>
-      </w:r>
-    </w:p>
-    <w:p>
-      <w:pPr>
-        <w:ind w:left="720" w:hanging="360"/>
-      </w:pPr>
-      <w:r>
-        <w:t xml:space="preserve">• Seleccionar el cobrador en Lista de Cobradores.</w:t>
-      </w:r>
-    </w:p>
-    <w:p>
-      <w:pPr>
-        <w:ind w:left="720" w:hanging="360"/>
-      </w:pPr>
-      <w:r>
-        <w:t xml:space="preserve">• Ingresar fechas o seleccionar "Todas las fechas".</w:t>
-      </w:r>
-    </w:p>
-    <w:p>
-      <w:pPr>
-        <w:ind w:left="720" w:hanging="360"/>
-      </w:pPr>
-      <w:r>
-        <w:t xml:space="preserve">• Clic en "Buscar".</w:t>
-      </w:r>
-    </w:p>
-    <w:p>
-      <w:pPr>
-        <w:ind w:left="720" w:hanging="360"/>
-      </w:pPr>
-      <w:r>
-        <w:t xml:space="preserve">• En Pólizas para entregar, revisar Folio, Cliente, Primer Pago, Cobradores Afines.</w:t>
-      </w:r>
-    </w:p>
-    <w:p>
-      <w:pPr>
-        <w:ind w:left="720" w:hanging="360"/>
-      </w:pPr>
-      <w:r>
-        <w:t xml:space="preserve">• Clic derecho en el folio → "Asignar esta cuenta al cobrador seleccionado".</w:t>
+      <w:pPr/>
+      <w:r>
+        <w:rPr>
+          <w:b/>
+        </w:rPr>
+        <w:t xml:space="preserve">1. Ingresar al módulo Cobranza → Dashboard.</w:t>
+      </w:r>
+    </w:p>
+    <w:p>
+      <w:pPr/>
+      <w:r>
+        <w:rPr>
+          <w:b/>
+        </w:rPr>
+        <w:t xml:space="preserve">2. Seleccionar el cobrador en Lista de Cobradores.</w:t>
+      </w:r>
+    </w:p>
+    <w:p>
+      <w:pPr/>
+      <w:r>
+        <w:rPr>
+          <w:b/>
+        </w:rPr>
+        <w:t xml:space="preserve">3. Ingresar fechas o seleccionar "Todas las fechas".</w:t>
+      </w:r>
+    </w:p>
+    <w:p>
+      <w:pPr/>
+      <w:r>
+        <w:rPr>
+          <w:b/>
+        </w:rPr>
+        <w:t xml:space="preserve">4. Clic en "Buscar".</w:t>
+      </w:r>
+    </w:p>
+    <w:p>
+      <w:pPr/>
+      <w:r>
+        <w:rPr>
+          <w:b/>
+        </w:rPr>
+        <w:t xml:space="preserve">5. En Pólizas para entregar, revisar Folio, Cliente, Primer Pago, Cobradores Afines.</w:t>
+      </w:r>
+    </w:p>
+    <w:p>
+      <w:pPr/>
+      <w:r>
+        <w:rPr>
+          <w:b/>
+        </w:rPr>
+        <w:t xml:space="preserve">6. Clic derecho en el folio → "Asignar esta cuenta al cobrador seleccionado".</w:t>
+      </w:r>
+    </w:p>
+    <w:p>
+      <w:pPr/>
+      <w:r>
+        <w:rPr/>
+        <w:t xml:space="preserve"/>
       </w:r>
     </w:p>
     <w:p>
@@ -537,74 +577,89 @@
       </w:r>
     </w:p>
     <w:p>
-      <w:pPr>
-        <w:ind w:left="720" w:hanging="360"/>
-      </w:pPr>
-      <w:r>
-        <w:t xml:space="preserve">• Ingresar a Cobranza → Tarjetas.</w:t>
-      </w:r>
-    </w:p>
-    <w:p>
-      <w:pPr>
-        <w:ind w:left="720" w:hanging="360"/>
-      </w:pPr>
-      <w:r>
-        <w:t xml:space="preserve">• Status → Solo activos, Tipo → Todos.</w:t>
-      </w:r>
-    </w:p>
-    <w:p>
-      <w:pPr>
-        <w:ind w:left="720" w:hanging="360"/>
-      </w:pPr>
-      <w:r>
-        <w:t xml:space="preserve">• Clic en "Actualizar".</w:t>
-      </w:r>
-    </w:p>
-    <w:p>
-      <w:pPr>
-        <w:ind w:left="720" w:hanging="360"/>
-      </w:pPr>
-      <w:r>
-        <w:t xml:space="preserve">• En Filtro de Cobradores, seleccionar Depto. Cobranza y el cobrador.</w:t>
-      </w:r>
-    </w:p>
-    <w:p>
-      <w:pPr>
-        <w:ind w:left="720" w:hanging="360"/>
-      </w:pPr>
-      <w:r>
-        <w:t xml:space="preserve">• Buscar el folio, arrastrarlo a la columna del cobrador.</w:t>
-      </w:r>
-    </w:p>
-    <w:p>
-      <w:pPr>
-        <w:ind w:left="720" w:hanging="360"/>
-      </w:pPr>
-      <w:r>
-        <w:t xml:space="preserve">• Verificar movimiento en Movimientos Pendientes.</w:t>
-      </w:r>
-    </w:p>
-    <w:p>
-      <w:pPr>
-        <w:ind w:left="720" w:hanging="360"/>
-      </w:pPr>
-      <w:r>
-        <w:t xml:space="preserve">• Clic en "Aplicar cambios".</w:t>
-      </w:r>
-    </w:p>
-    <w:p>
-      <w:pPr>
-        <w:ind w:left="720" w:hanging="360"/>
-      </w:pPr>
-      <w:r>
-        <w:t xml:space="preserve">• Si hay error, clic en "Deshacer".</w:t>
+      <w:pPr/>
+      <w:r>
+        <w:rPr>
+          <w:b/>
+        </w:rPr>
+        <w:t xml:space="preserve">1. Ingresar a Cobranza → Tarjetas.</w:t>
+      </w:r>
+    </w:p>
+    <w:p>
+      <w:pPr/>
+      <w:r>
+        <w:rPr>
+          <w:b/>
+        </w:rPr>
+        <w:t xml:space="preserve">2. Status → Solo activos, Tipo → Todos.</w:t>
+      </w:r>
+    </w:p>
+    <w:p>
+      <w:pPr/>
+      <w:r>
+        <w:rPr>
+          <w:b/>
+        </w:rPr>
+        <w:t xml:space="preserve">3. Clic en "Actualizar".</w:t>
+      </w:r>
+    </w:p>
+    <w:p>
+      <w:pPr/>
+      <w:r>
+        <w:rPr>
+          <w:b/>
+        </w:rPr>
+        <w:t xml:space="preserve">4. En Filtro de Cobradores, seleccionar Depto. Cobranza y el cobrador.</w:t>
+      </w:r>
+    </w:p>
+    <w:p>
+      <w:pPr/>
+      <w:r>
+        <w:rPr>
+          <w:b/>
+        </w:rPr>
+        <w:t xml:space="preserve">5. Buscar el folio, arrastrarlo a la columna del cobrador.</w:t>
+      </w:r>
+    </w:p>
+    <w:p>
+      <w:pPr/>
+      <w:r>
+        <w:rPr>
+          <w:b/>
+        </w:rPr>
+        <w:t xml:space="preserve">6. Verificar movimiento en Movimientos Pendientes.</w:t>
+      </w:r>
+    </w:p>
+    <w:p>
+      <w:pPr/>
+      <w:r>
+        <w:rPr>
+          <w:b/>
+        </w:rPr>
+        <w:t xml:space="preserve">7. Clic en "Aplicar cambios".</w:t>
+      </w:r>
+    </w:p>
+    <w:p>
+      <w:pPr/>
+      <w:r>
+        <w:rPr>
+          <w:b/>
+        </w:rPr>
+        <w:t xml:space="preserve">8. Si hay error, clic en "Deshacer".</w:t>
       </w:r>
     </w:p>
     <w:p>
       <w:pPr/>
       <w:r>
         <w:rPr/>
-        <w:t xml:space="preserve">Nota: Al día de la actualización del presente se realiza la asignación desde el archivo Pagos_V3. Debido a que el CRM Proteg-rt está en desarrollo este apartado.</w:t>
+        <w:t xml:space="preserve">   Nota: Al día de la actualización del presente se realiza la asignación desde el archivo Pagos_V3. Debido a que el CRM Proteg-rt está en desarrollo este apartado.</w:t>
+      </w:r>
+    </w:p>
+    <w:p>
+      <w:pPr/>
+      <w:r>
+        <w:rPr/>
+        <w:t xml:space="preserve"/>
       </w:r>
     </w:p>
     <w:p>
@@ -615,63 +670,74 @@
       </w:r>
     </w:p>
     <w:p>
-      <w:pPr>
-        <w:ind w:left="720" w:hanging="360"/>
-      </w:pPr>
-      <w:r>
-        <w:t xml:space="preserve">• Abrir archivo Pagos_V3 (Disco D → Pagos).</w:t>
-      </w:r>
-    </w:p>
-    <w:p>
-      <w:pPr>
-        <w:ind w:left="720" w:hanging="360"/>
-      </w:pPr>
-      <w:r>
-        <w:t xml:space="preserve">• Buscar el número de folio en la tabla Pagos.</w:t>
-      </w:r>
-    </w:p>
-    <w:p>
-      <w:pPr>
-        <w:ind w:left="720" w:hanging="360"/>
-      </w:pPr>
-      <w:r>
-        <w:t xml:space="preserve">• Posicionarse en la aportación donde inició la cobranza.</w:t>
-      </w:r>
-    </w:p>
-    <w:p>
-      <w:pPr>
-        <w:ind w:left="720" w:hanging="360"/>
-      </w:pPr>
-      <w:r>
-        <w:t xml:space="preserve">• En Histórico de Ubicación de la Tarjeta, clic en "Cargar datos".</w:t>
-      </w:r>
-    </w:p>
-    <w:p>
-      <w:pPr>
-        <w:ind w:left="720" w:hanging="360"/>
-      </w:pPr>
-      <w:r>
-        <w:t xml:space="preserve">• Seleccionar el cobrador y registrar fecha.</w:t>
-      </w:r>
-    </w:p>
-    <w:p>
-      <w:pPr>
-        <w:ind w:left="720" w:hanging="360"/>
-      </w:pPr>
-      <w:r>
-        <w:t xml:space="preserve">• Clic en "Nuevo".</w:t>
-      </w:r>
-    </w:p>
-    <w:p>
-      <w:pPr>
-        <w:ind w:left="720" w:hanging="360"/>
-      </w:pPr>
-      <w:r>
-        <w:t xml:space="preserve">• Verificar que la tarjeta cambió de asignación correctamente.</w:t>
-      </w:r>
-    </w:p>
-    <w:p>
-      <w:pPr/>
+      <w:pPr/>
+      <w:r>
+        <w:rPr>
+          <w:b/>
+        </w:rPr>
+        <w:t xml:space="preserve">1. Abrir archivo Pagos_V3 (Disco D → Pagos).</w:t>
+      </w:r>
+    </w:p>
+    <w:p>
+      <w:pPr/>
+      <w:r>
+        <w:rPr>
+          <w:b/>
+        </w:rPr>
+        <w:t xml:space="preserve">2. Buscar el número de folio en la tabla Pagos.</w:t>
+      </w:r>
+    </w:p>
+    <w:p>
+      <w:pPr/>
+      <w:r>
+        <w:rPr>
+          <w:b/>
+        </w:rPr>
+        <w:t xml:space="preserve">3. Posicionarse en la aportación donde inició la cobranza.</w:t>
+      </w:r>
+    </w:p>
+    <w:p>
+      <w:pPr/>
+      <w:r>
+        <w:rPr>
+          <w:b/>
+        </w:rPr>
+        <w:t xml:space="preserve">4. En Histórico de Ubicación de la Tarjeta, clic en "Cargar datos".</w:t>
+      </w:r>
+    </w:p>
+    <w:p>
+      <w:pPr/>
+      <w:r>
+        <w:rPr>
+          <w:b/>
+        </w:rPr>
+        <w:t xml:space="preserve">5. Seleccionar el cobrador y registrar fecha.</w:t>
+      </w:r>
+    </w:p>
+    <w:p>
+      <w:pPr/>
+      <w:r>
+        <w:rPr>
+          <w:b/>
+        </w:rPr>
+        <w:t xml:space="preserve">6. Clic en "Nuevo".</w:t>
+      </w:r>
+    </w:p>
+    <w:p>
+      <w:pPr/>
+      <w:r>
+        <w:rPr>
+          <w:b/>
+        </w:rPr>
+        <w:t xml:space="preserve">7. Verificar que la tarjeta cambió de asignación correctamente.</w:t>
+      </w:r>
+    </w:p>
+    <w:p>
+      <w:pPr/>
+      <w:r>
+        <w:rPr/>
+        <w:t xml:space="preserve"/>
+      </w:r>
     </w:p>
     <w:p>
       <w:pPr/>
@@ -712,6 +778,10 @@
     </w:p>
     <w:p>
       <w:pPr/>
+      <w:r>
+        <w:rPr/>
+        <w:t xml:space="preserve"/>
+      </w:r>
     </w:p>
     <w:p>
       <w:pPr/>
@@ -727,138 +797,6 @@
       <w:r>
         <w:rPr/>
         <w:t xml:space="preserve">Una vez completadas las asignaciones y entregas, se considera finalizado el proceso de asignación de cobranza quincenal.</w:t>
-      </w:r>
-    </w:p>
-    <w:p>
-      <w:pPr/>
-    </w:p>
-    <w:p>
-      <w:pPr/>
-      <w:r>
-        <w:rPr>
-          <w:b/>
-        </w:rPr>
-        <w:t xml:space="preserve">REGLAS DE CONTROL:</w:t>
-      </w:r>
-    </w:p>
-    <w:p>
-      <w:pPr>
-        <w:ind w:left="720" w:hanging="360"/>
-      </w:pPr>
-      <w:r>
-        <w:t xml:space="preserve">• Verificar siempre en el sistema (SIGA/CRM) antes de asignar. No asignar sin confirmar el estatus real de la póliza.</w:t>
-      </w:r>
-    </w:p>
-    <w:p>
-      <w:pPr>
-        <w:ind w:left="720" w:hanging="360"/>
-      </w:pPr>
-      <w:r>
-        <w:t xml:space="preserve">• Las tarjetas pagadas en su totalidad deben archivarse, no entregarse al cobrador.</w:t>
-      </w:r>
-    </w:p>
-    <w:p>
-      <w:pPr>
-        <w:ind w:left="720" w:hanging="360"/>
-      </w:pPr>
-      <w:r>
-        <w:t xml:space="preserve">• Toda póliza entregada al cobrador debe quedar registrada en el Lefort de Entrega.</w:t>
-      </w:r>
-    </w:p>
-    <w:p>
-      <w:pPr>
-        <w:ind w:left="720" w:hanging="360"/>
-      </w:pPr>
-      <w:r>
-        <w:t xml:space="preserve">• Las zonas de cobranza por cobrador son fijas; cualquier cambio debe ser autorizado por Gerencia.</w:t>
-      </w:r>
-    </w:p>
-    <w:p>
-      <w:pPr>
-        <w:ind w:left="720" w:hanging="360"/>
-      </w:pPr>
-      <w:r>
-        <w:t xml:space="preserve">• Si hay discrepancia entre la tarjeta física y el sistema, consultar siempre el sistema como fuente oficial.</w:t>
-      </w:r>
-    </w:p>
-    <w:p>
-      <w:pPr/>
-    </w:p>
-    <w:p>
-      <w:pPr/>
-      <w:r>
-        <w:rPr>
-          <w:b/>
-        </w:rPr>
-        <w:t xml:space="preserve">SLA / TIEMPOS:</w:t>
-      </w:r>
-    </w:p>
-    <w:p>
-      <w:pPr>
-        <w:ind w:left="720" w:hanging="360"/>
-      </w:pPr>
-      <w:r>
-        <w:t xml:space="preserve">• Selección de pólizas y tarjetas: mismo día de junta quincenal (días 01 y 16).</w:t>
-      </w:r>
-    </w:p>
-    <w:p>
-      <w:pPr>
-        <w:ind w:left="720" w:hanging="360"/>
-      </w:pPr>
-      <w:r>
-        <w:t xml:space="preserve">• Actualización en CRM y Pagos_V3: máximo 24 horas después de la selección.</w:t>
-      </w:r>
-    </w:p>
-    <w:p>
-      <w:pPr>
-        <w:ind w:left="720" w:hanging="360"/>
-      </w:pPr>
-      <w:r>
-        <w:t xml:space="preserve">• Entrega física a cobradores: días 02 y 17 de cada mes.</w:t>
-      </w:r>
-    </w:p>
-    <w:p>
-      <w:pPr>
-        <w:ind w:left="720" w:hanging="360"/>
-      </w:pPr>
-      <w:r>
-        <w:t xml:space="preserve">• Cierre y confirmación del procedimiento: día siguiente a la entrega.</w:t>
-      </w:r>
-    </w:p>
-    <w:p>
-      <w:pPr/>
-    </w:p>
-    <w:p>
-      <w:pPr/>
-      <w:r>
-        <w:rPr>
-          <w:b/>
-        </w:rPr>
-        <w:t xml:space="preserve">RESGUARDO:</w:t>
-      </w:r>
-    </w:p>
-    <w:p>
-      <w:pPr>
-        <w:ind w:left="720" w:hanging="360"/>
-      </w:pPr>
-      <w:r>
-        <w:t xml:space="preserve">• Pagos_V3 → D:\COBRANZA\COBRANZA\COBRANZA (COBRADORES) 2026\</w:t>
-      </w:r>
-    </w:p>
-    <w:p>
-      <w:pPr>
-        <w:ind w:left="720" w:hanging="360"/>
-      </w:pPr>
-      <w:r>
-        <w:t xml:space="preserve">• Lefort de Entrega de Pólizas → Carpeta física en archivo de Cobranza.</w:t>
-      </w:r>
-    </w:p>
-    <w:p>
-      <w:pPr>
-        <w:ind w:left="720" w:hanging="360"/>
-      </w:pPr>
-      <w:r>
-        <w:t xml:space="preserve">• Control de Endosos → D:\COBRANZA\COBRANZA\COBRANZA (COBRADORES) 2026\</w:t>
       </w:r>
     </w:p>
     <w:sectPr>
@@ -1134,7 +1072,7 @@
               <w:sz w:val="24"/>
               <w:szCs w:val="24"/>
             </w:rPr>
-            <w:t>PROCEDIMIENTO PARA LA ASIGNACIÓN DE COBRANZA QUINCENAL (COBRADORES)</w:t>
+            <w:t>ASIGNACIÓN DE COBRANZA QUINCENAL (COBRADORES)</w:t>
           </w:r>
         </w:p>
       </w:tc>
